--- a/word_reports/LP_0246_위치_371_Mitch Miller and The Gang.docx
+++ b/word_reports/LP_0246_위치_371_Mitch Miller and The Gang.docx
@@ -4,7 +4,7 @@
   <w:body>
     <w:p>
       <w:pPr>
-        <w:spacing w:after="280"/>
+        <w:spacing w:after="80"/>
       </w:pPr>
       <w:r>
         <w:rPr w:rFonts="맑은 고딕">
@@ -13,94 +13,47 @@
           <w:color w:val="1E3A8A"/>
           <w:sz w:val="30"/>
         </w:rPr>
-        <w:t>[371] Mitch Miller and The Gang - vol. 1</w:t>
+        <w:t>Mitch Miller and The Gang (미치 밀러와 갱) - vol. 1</w:t>
       </w:r>
     </w:p>
     <w:p>
       <w:pPr>
-        <w:spacing w:after="320"/>
+        <w:spacing w:after="240"/>
       </w:pPr>
       <w:r>
         <w:rPr w:rFonts="맑은 고딕">
           <w:rFonts w:ascii="맑은 고딕" w:hAnsi="맑은 고딕" w:eastAsia="맑은 고딕"/>
           <w:b/>
-          <w:sz w:val="20"/>
+          <w:color w:val="4B5563"/>
+          <w:sz w:val="22"/>
         </w:rPr>
-        <w:t>■ 위치 : 371</w:t>
-        <w:br/>
-      </w:r>
-      <w:r>
-        <w:rPr w:rFonts="맑은 고딕">
-          <w:rFonts w:ascii="맑은 고딕" w:hAnsi="맑은 고딕" w:eastAsia="맑은 고딕"/>
-          <w:b/>
-          <w:sz w:val="20"/>
-        </w:rPr>
-        <w:t>■ 아티스트 : Mitch Miller and The Gang</w:t>
-        <w:br/>
-      </w:r>
-      <w:r>
-        <w:rPr w:rFonts="맑은 고딕">
-          <w:rFonts w:ascii="맑은 고딕" w:hAnsi="맑은 고딕" w:eastAsia="맑은 고딕"/>
-          <w:b/>
-          <w:sz w:val="20"/>
-        </w:rPr>
-        <w:t>■ 앨범명 : vol. 1</w:t>
-        <w:br/>
-      </w:r>
-      <w:r>
-        <w:rPr w:rFonts="맑은 고딕">
-          <w:rFonts w:ascii="맑은 고딕" w:hAnsi="맑은 고딕" w:eastAsia="맑은 고딕"/>
-          <w:b w:val="0"/>
-          <w:sz w:val="20"/>
-        </w:rPr>
-        <w:t>■ 음반 레이블 : Columbia Records</w:t>
-        <w:br/>
-      </w:r>
-      <w:r>
-        <w:rPr w:rFonts="맑은 고딕">
-          <w:rFonts w:ascii="맑은 고딕" w:hAnsi="맑은 고딕" w:eastAsia="맑은 고딕"/>
-          <w:b w:val="0"/>
-          <w:sz w:val="20"/>
-        </w:rPr>
-        <w:t>■ 발매년도 : 1958</w:t>
-        <w:br/>
-      </w:r>
-      <w:r>
-        <w:rPr w:rFonts="맑은 고딕">
-          <w:rFonts w:ascii="맑은 고딕" w:hAnsi="맑은 고딕" w:eastAsia="맑은 고딕"/>
-          <w:b w:val="0"/>
-          <w:sz w:val="20"/>
-        </w:rPr>
-        <w:t>■ 장르 : 트래디셔널 팝 / 이지 리스닝 / 보컬 합창 (Traditional Pop / Easy Listening)</w:t>
-        <w:br/>
-      </w:r>
-      <w:r>
-        <w:rPr w:rFonts="맑은 고딕">
-          <w:rFonts w:ascii="맑은 고딕" w:hAnsi="맑은 고딕" w:eastAsia="맑은 고딕"/>
-          <w:b w:val="0"/>
-          <w:sz w:val="20"/>
-        </w:rPr>
-        <w:t>■ 주요 수록곡 : - That Old Gang of Mine</w:t>
-        <w:br/>
+        <w:t>위치 :  371</w:t>
       </w:r>
     </w:p>
     <w:p>
       <w:pPr>
-        <w:spacing w:after="160"/>
+        <w:spacing w:line="324" w:lineRule="auto" w:before="80" w:after="160"/>
       </w:pPr>
       <w:r>
         <w:rPr w:rFonts="맑은 고딕">
           <w:rFonts w:ascii="맑은 고딕" w:hAnsi="맑은 고딕" w:eastAsia="맑은 고딕"/>
           <w:b/>
           <w:color w:val="1F2937"/>
-          <w:sz w:val="24"/>
+          <w:sz w:val="22"/>
         </w:rPr>
-        <w:t>■ 음반 해설 및 감상 가이드</w:t>
+        <w:t xml:space="preserve">[음반 소개] </w:t>
+      </w:r>
+      <w:r>
+        <w:rPr w:rFonts="맑은 고딕">
+          <w:rFonts w:ascii="맑은 고딕" w:hAnsi="맑은 고딕" w:eastAsia="맑은 고딕"/>
+          <w:b w:val="0"/>
+          <w:sz w:val="21"/>
+        </w:rPr>
       </w:r>
     </w:p>
     <w:p>
       <w:pPr>
-        <w:spacing w:line="312" w:lineRule="auto" w:after="120"/>
+        <w:spacing w:line="324" w:lineRule="auto" w:after="120"/>
       </w:pPr>
       <w:r>
         <w:rPr w:rFonts="맑은 고딕">
@@ -108,51 +61,516 @@
           <w:b w:val="0"/>
           <w:sz w:val="21"/>
         </w:rPr>
-        <w:t>1950년대 후반 미국 대중음악계에 전무후무한 ‘싱어롱(Sing-Along, 다 함께 노래 부르기)’ 열풍을 일으킨 미치 밀러(Mitch Miller)의 첫 번째 연작 음반 [Sing Along with Mitch, Vol. 1]은 대중음악 역사에서 매우 독보적인 위치를 차지하는 명반입니다. 당시 콜롬비아 레코드의 영향력 있는 A&amp;R 책임자이자 뛰어난 오보에 연주자였던 미치 밀러는 남성 보컬 그룹 '더 갱(The Gang)'을 이끌고 20세기 초반의 미국 스탠더드 팝과 전래 민요들을 현대적이고 정갈한 감각으로 재해석했습니다. 이 앨범은 발매 직후 빌보드 앨범 차트 정상에 오르며 수년간 차트에 머무르는 기염을 토했습니다.</w:t>
+        <w:t>20세기 중반, 격동과 낭만이 교차하던 아메리칸 팝의 황금기에 미치 밀러와 갱이 남긴 이 기념비적인 첫 번째 음반은 음악이 어떻게 시대를 초월하여 사람들의 마음을 하나로 엮어내는지를 웅변하는 불멸의 고전입니다. 정통 클래식 오보이스트 출신의 마에스트로가 빚어낸 정교한 편곡 아래, 소박하면서도 깊은 울림을 지닌 남성 코러스의 화음은 잊혀가는 추억의 멜로디를 따스한 숨결로 되살려냅니다. 거실에 옹기종기 모여 앉아 삶의 애환을 노래로 달래던 아날로그 시대의 순수한 온기를 온전히 품고 있는 이 작품은, 듣는 이의 내면 깊은 곳에 자리한 가장 서정적인 노스탤지어를 향해 다정하게 손을 건넵니다.</w:t>
       </w:r>
     </w:p>
     <w:p>
       <w:pPr>
-        <w:spacing w:line="312" w:lineRule="auto" w:after="120"/>
+        <w:spacing w:line="324" w:lineRule="auto" w:before="200" w:after="80"/>
       </w:pPr>
+      <w:r>
+        <w:rPr w:rFonts="맑은 고딕">
+          <w:rFonts w:ascii="맑은 고딕" w:hAnsi="맑은 고딕" w:eastAsia="맑은 고딕"/>
+          <w:b/>
+          <w:color w:val="1E3A8A"/>
+          <w:sz w:val="24"/>
+        </w:rPr>
+        <w:t>1. 음반 데이터</w:t>
+      </w:r>
+    </w:p>
+    <w:p>
+      <w:pPr>
+        <w:spacing w:line="324" w:lineRule="auto" w:after="80"/>
+      </w:pPr>
+      <w:r>
+        <w:rPr w:rFonts="맑은 고딕">
+          <w:rFonts w:ascii="맑은 고딕" w:hAnsi="맑은 고딕" w:eastAsia="맑은 고딕"/>
+          <w:b w:val="0"/>
+          <w:color w:val="6B7280"/>
+          <w:sz w:val="21"/>
+        </w:rPr>
+        <w:t xml:space="preserve">· </w:t>
+      </w:r>
+      <w:r>
+        <w:rPr w:rFonts="맑은 고딕">
+          <w:rFonts w:ascii="맑은 고딕" w:hAnsi="맑은 고딕" w:eastAsia="맑은 고딕"/>
+          <w:b/>
+          <w:color w:val="1F2937"/>
+          <w:sz w:val="21"/>
+        </w:rPr>
+        <w:t xml:space="preserve">앨범명: </w:t>
+      </w:r>
       <w:r>
         <w:rPr w:rFonts="맑은 고딕">
           <w:rFonts w:ascii="맑은 고딕" w:hAnsi="맑은 고딕" w:eastAsia="맑은 고딕"/>
           <w:b w:val="0"/>
           <w:sz w:val="21"/>
         </w:rPr>
-        <w:t>음악적으로 이 음반은 절제되면서도 풍성한 남성 4성 화음의 아름다움을 극대화했습니다. 미치 밀러가 이끄는 합창단의 목소리는 세련되면서도 친근한 아날로그적 온기를 품고 있으며, 과도한 기교를 배제한 채 명확한 멜로디와 가사 전달에 초점을 맞추었습니다. 브라스, 아코디언, 클라리넷, 그리고 경쾌한 핑거 스냅이 어우러진 반주는 듣는 이로 하여금 거부감 없이 자연스럽게 노래를 따라 부르게 만드는 절妙한 끌림을 선사합니다. 이는 당대 미국 가정의 거실을 따스한 소통의 공간으로 변모시킨 이지 리스닝의 정수라 할 수 있습니다.</w:t>
+        <w:t>vol. 1</w:t>
       </w:r>
     </w:p>
     <w:p>
       <w:pPr>
-        <w:spacing w:line="312" w:lineRule="auto" w:after="120"/>
+        <w:spacing w:line="324" w:lineRule="auto" w:after="80"/>
       </w:pPr>
+      <w:r>
+        <w:rPr w:rFonts="맑은 고딕">
+          <w:rFonts w:ascii="맑은 고딕" w:hAnsi="맑은 고딕" w:eastAsia="맑은 고딕"/>
+          <w:b w:val="0"/>
+          <w:color w:val="6B7280"/>
+          <w:sz w:val="21"/>
+        </w:rPr>
+        <w:t xml:space="preserve">· </w:t>
+      </w:r>
+      <w:r>
+        <w:rPr w:rFonts="맑은 고딕">
+          <w:rFonts w:ascii="맑은 고딕" w:hAnsi="맑은 고딕" w:eastAsia="맑은 고딕"/>
+          <w:b/>
+          <w:color w:val="1F2937"/>
+          <w:sz w:val="21"/>
+        </w:rPr>
+        <w:t xml:space="preserve">아티스트: </w:t>
+      </w:r>
       <w:r>
         <w:rPr w:rFonts="맑은 고딕">
           <w:rFonts w:ascii="맑은 고딕" w:hAnsi="맑은 고딕" w:eastAsia="맑은 고딕"/>
           <w:b w:val="0"/>
           <w:sz w:val="21"/>
         </w:rPr>
-        <w:t>수록곡 전반에 흐르는 유쾌함과 아련한 향수는 이 앨범의 가장 큰 매력 포인트입니다. 정겨운 유년 시절의 추억을 환기하는 'That Old Gang of Mine'이나 'Sweet Adeline'부터, 오늘날까지 수많은 가수에 의해 리메이크되고 있는 명곡 'You Are My Sunshine'에 이르기까지 모든 트랙이 정교하게 배치되어 있습니다. 특히 1950년대 후반 콜롬비아 스튜디오의 뛰어난 녹음 기술이 반영되어, LP를 통해 청음할 때 각 보컬의 위치감과 목소리의 질감이 선명하게 살아나는 뛰어난 오디오파일적 가치도 지니고 있습니다.</w:t>
+        <w:t>Mitch Miller and The Gang (미치 밀러와 갱)</w:t>
       </w:r>
     </w:p>
     <w:p>
       <w:pPr>
-        <w:spacing w:line="312" w:lineRule="auto" w:after="120"/>
+        <w:spacing w:line="324" w:lineRule="auto" w:after="80"/>
       </w:pPr>
+      <w:r>
+        <w:rPr w:rFonts="맑은 고딕">
+          <w:rFonts w:ascii="맑은 고딕" w:hAnsi="맑은 고딕" w:eastAsia="맑은 고딕"/>
+          <w:b w:val="0"/>
+          <w:color w:val="6B7280"/>
+          <w:sz w:val="21"/>
+        </w:rPr>
+        <w:t xml:space="preserve">· </w:t>
+      </w:r>
+      <w:r>
+        <w:rPr w:rFonts="맑은 고딕">
+          <w:rFonts w:ascii="맑은 고딕" w:hAnsi="맑은 고딕" w:eastAsia="맑은 고딕"/>
+          <w:b/>
+          <w:color w:val="1F2937"/>
+          <w:sz w:val="21"/>
+        </w:rPr>
+        <w:t xml:space="preserve">발매 정보: </w:t>
+      </w:r>
       <w:r>
         <w:rPr w:rFonts="맑은 고딕">
           <w:rFonts w:ascii="맑은 고딕" w:hAnsi="맑은 고딕" w:eastAsia="맑은 고딕"/>
           <w:b w:val="0"/>
           <w:sz w:val="21"/>
         </w:rPr>
-        <w:t>[Sing Along with Mitch, Vol. 1]은 단순한 수동적 음악 감상을 넘어 '함께 참여하고 즐기는 음악'이라는 대중음악의 본질적인 가치를 일깨워 줍니다. 세월이 흘러도 빛바래지 않는 클래식한 멜로디와 미치 밀러 특유의 정갈한 프로듀싱은 오늘날의 감상자에게도 각박한 일상 속 따스한 휴식과 클래식 팝이 주는 고풍스러운 정취를 선사할 것입니다.</w:t>
+        <w:t>1958년 명문 레이블 컬럼비아 레코드(Columbia Records)를 통해 발매된 역사적인 '싱 얼롱(Sing Along)' 연작의 찬란한 서막으로, 미국 전통 파퓰러 송과 민요를 고품격 합창 편곡으로 승화시켜 대중음악사에 커다란 족적을 남긴 작품입니다.</w:t>
+      </w:r>
+    </w:p>
+    <w:p>
+      <w:pPr>
+        <w:spacing w:line="324" w:lineRule="auto" w:after="80"/>
+      </w:pPr>
+      <w:r>
+        <w:rPr w:rFonts="맑은 고딕">
+          <w:rFonts w:ascii="맑은 고딕" w:hAnsi="맑은 고딕" w:eastAsia="맑은 고딕"/>
+          <w:b w:val="0"/>
+          <w:color w:val="6B7280"/>
+          <w:sz w:val="21"/>
+        </w:rPr>
+        <w:t xml:space="preserve">· </w:t>
+      </w:r>
+      <w:r>
+        <w:rPr w:rFonts="맑은 고딕">
+          <w:rFonts w:ascii="맑은 고딕" w:hAnsi="맑은 고딕" w:eastAsia="맑은 고딕"/>
+          <w:b/>
+          <w:color w:val="1F2937"/>
+          <w:sz w:val="21"/>
+        </w:rPr>
+        <w:t xml:space="preserve">LP 인기도(판매량): </w:t>
+      </w:r>
+      <w:r>
+        <w:rPr w:rFonts="맑은 고딕">
+          <w:rFonts w:ascii="맑은 고딕" w:hAnsi="맑은 고딕" w:eastAsia="맑은 고딕"/>
+          <w:b w:val="0"/>
+          <w:sz w:val="21"/>
+        </w:rPr>
+        <w:t>발매 직후 빌보드 팝 앨범 차트 정상에 오르며 수십 주간 차트 상위권을 장악하였고, 밀리언셀러를 기록하며 RIAA 골드 레코드 인증을 받는 등 미국 전역에 거대한 합창 신드롬을 불러일으켰습니다.</w:t>
+      </w:r>
+    </w:p>
+    <w:p>
+      <w:pPr>
+        <w:spacing w:line="324" w:lineRule="auto" w:after="80"/>
+      </w:pPr>
+      <w:r>
+        <w:rPr w:rFonts="맑은 고딕">
+          <w:rFonts w:ascii="맑은 고딕" w:hAnsi="맑은 고딕" w:eastAsia="맑은 고딕"/>
+          <w:b w:val="0"/>
+          <w:color w:val="6B7280"/>
+          <w:sz w:val="21"/>
+        </w:rPr>
+        <w:t xml:space="preserve">· </w:t>
+      </w:r>
+      <w:r>
+        <w:rPr w:rFonts="맑은 고딕">
+          <w:rFonts w:ascii="맑은 고딕" w:hAnsi="맑은 고딕" w:eastAsia="맑은 고딕"/>
+          <w:b/>
+          <w:color w:val="1F2937"/>
+          <w:sz w:val="21"/>
+        </w:rPr>
+        <w:t xml:space="preserve">각종 수상경력: </w:t>
+      </w:r>
+      <w:r>
+        <w:rPr w:rFonts="맑은 고딕">
+          <w:rFonts w:ascii="맑은 고딕" w:hAnsi="맑은 고딕" w:eastAsia="맑은 고딕"/>
+          <w:b w:val="0"/>
+          <w:sz w:val="21"/>
+        </w:rPr>
+        <w:t>당대 그래미 어워드 주요 부문 후보 지명과 더불어 훗날 미치 밀러에게 수여된 그래미 평생공로상(Grammy Lifetime Achievement Award)의 결정적 토대가 되었으며, 20세기 중반 미국 대중문화의 황금기를 상징하는 문화적 유산으로 공인받고 있습니다.</w:t>
+      </w:r>
+    </w:p>
+    <w:p>
+      <w:pPr>
+        <w:spacing w:line="324" w:lineRule="auto" w:before="200" w:after="80"/>
+      </w:pPr>
+      <w:r>
+        <w:rPr w:rFonts="맑은 고딕">
+          <w:rFonts w:ascii="맑은 고딕" w:hAnsi="맑은 고딕" w:eastAsia="맑은 고딕"/>
+          <w:b/>
+          <w:color w:val="1E3A8A"/>
+          <w:sz w:val="24"/>
+        </w:rPr>
+        <w:t>2. 아티스트 정보</w:t>
+      </w:r>
+    </w:p>
+    <w:p>
+      <w:pPr>
+        <w:spacing w:line="324" w:lineRule="auto" w:after="80"/>
+      </w:pPr>
+      <w:r>
+        <w:rPr w:rFonts="맑은 고딕">
+          <w:rFonts w:ascii="맑은 고딕" w:hAnsi="맑은 고딕" w:eastAsia="맑은 고딕"/>
+          <w:b w:val="0"/>
+          <w:color w:val="6B7280"/>
+          <w:sz w:val="21"/>
+        </w:rPr>
+        <w:t xml:space="preserve">· </w:t>
+      </w:r>
+      <w:r>
+        <w:rPr w:rFonts="맑은 고딕">
+          <w:rFonts w:ascii="맑은 고딕" w:hAnsi="맑은 고딕" w:eastAsia="맑은 고딕"/>
+          <w:b/>
+          <w:color w:val="1F2937"/>
+          <w:sz w:val="21"/>
+        </w:rPr>
+        <w:t xml:space="preserve">국적: </w:t>
+      </w:r>
+      <w:r>
+        <w:rPr w:rFonts="맑은 고딕">
+          <w:rFonts w:ascii="맑은 고딕" w:hAnsi="맑은 고딕" w:eastAsia="맑은 고딕"/>
+          <w:b w:val="0"/>
+          <w:sz w:val="21"/>
+        </w:rPr>
+        <w:t>미국</w:t>
+      </w:r>
+    </w:p>
+    <w:p>
+      <w:pPr>
+        <w:spacing w:line="324" w:lineRule="auto" w:after="80"/>
+      </w:pPr>
+      <w:r>
+        <w:rPr w:rFonts="맑은 고딕">
+          <w:rFonts w:ascii="맑은 고딕" w:hAnsi="맑은 고딕" w:eastAsia="맑은 고딕"/>
+          <w:b w:val="0"/>
+          <w:color w:val="6B7280"/>
+          <w:sz w:val="21"/>
+        </w:rPr>
+        <w:t xml:space="preserve">· </w:t>
+      </w:r>
+      <w:r>
+        <w:rPr w:rFonts="맑은 고딕">
+          <w:rFonts w:ascii="맑은 고딕" w:hAnsi="맑은 고딕" w:eastAsia="맑은 고딕"/>
+          <w:b/>
+          <w:color w:val="1F2937"/>
+          <w:sz w:val="21"/>
+        </w:rPr>
+        <w:t xml:space="preserve">생몰년도: </w:t>
+      </w:r>
+      <w:r>
+        <w:rPr w:rFonts="맑은 고딕">
+          <w:rFonts w:ascii="맑은 고딕" w:hAnsi="맑은 고딕" w:eastAsia="맑은 고딕"/>
+          <w:b w:val="0"/>
+          <w:sz w:val="21"/>
+        </w:rPr>
+        <w:t>1911년 7월 4일 ~ 2010년 7월 31일 (미치 밀러 기준)</w:t>
+      </w:r>
+    </w:p>
+    <w:p>
+      <w:pPr>
+        <w:spacing w:line="324" w:lineRule="auto" w:after="80"/>
+      </w:pPr>
+      <w:r>
+        <w:rPr w:rFonts="맑은 고딕">
+          <w:rFonts w:ascii="맑은 고딕" w:hAnsi="맑은 고딕" w:eastAsia="맑은 고딕"/>
+          <w:b w:val="0"/>
+          <w:color w:val="6B7280"/>
+          <w:sz w:val="21"/>
+        </w:rPr>
+        <w:t xml:space="preserve">· </w:t>
+      </w:r>
+      <w:r>
+        <w:rPr w:rFonts="맑은 고딕">
+          <w:rFonts w:ascii="맑은 고딕" w:hAnsi="맑은 고딕" w:eastAsia="맑은 고딕"/>
+          <w:b/>
+          <w:color w:val="1F2937"/>
+          <w:sz w:val="21"/>
+        </w:rPr>
+        <w:t xml:space="preserve">그룹 소속: </w:t>
+      </w:r>
+      <w:r>
+        <w:rPr w:rFonts="맑은 고딕">
+          <w:rFonts w:ascii="맑은 고딕" w:hAnsi="맑은 고딕" w:eastAsia="맑은 고딕"/>
+          <w:b w:val="0"/>
+          <w:sz w:val="21"/>
+        </w:rPr>
+        <w:t>미치 밀러 앤 더 갱 (Mitch Miller and The Gang, 지휘자 및 남성 보컬 앙상블)</w:t>
+      </w:r>
+    </w:p>
+    <w:p>
+      <w:pPr>
+        <w:spacing w:line="324" w:lineRule="auto" w:after="80"/>
+      </w:pPr>
+      <w:r>
+        <w:rPr w:rFonts="맑은 고딕">
+          <w:rFonts w:ascii="맑은 고딕" w:hAnsi="맑은 고딕" w:eastAsia="맑은 고딕"/>
+          <w:b w:val="0"/>
+          <w:color w:val="6B7280"/>
+          <w:sz w:val="21"/>
+        </w:rPr>
+        <w:t xml:space="preserve">· </w:t>
+      </w:r>
+      <w:r>
+        <w:rPr w:rFonts="맑은 고딕">
+          <w:rFonts w:ascii="맑은 고딕" w:hAnsi="맑은 고딕" w:eastAsia="맑은 고딕"/>
+          <w:b/>
+          <w:color w:val="1F2937"/>
+          <w:sz w:val="21"/>
+        </w:rPr>
+        <w:t xml:space="preserve">아티스트 소개: </w:t>
+      </w:r>
+      <w:r>
+        <w:rPr w:rFonts="맑은 고딕">
+          <w:rFonts w:ascii="맑은 고딕" w:hAnsi="맑은 고딕" w:eastAsia="맑은 고딕"/>
+          <w:b w:val="0"/>
+          <w:sz w:val="21"/>
+        </w:rPr>
+        <w:t>명문 이스트만 음악원을 졸업한 정통 클래식 오보에 연주자이자 컬럼비아 레코드의 전설적인 음악 프로듀서였던 미치 밀러는 클래식의 엄격한 예술성과 대중음악의 보편성을 완벽히 조화시킨 선구자입니다. 그는 남성 합창단 '더 갱'을 이끌며 청중을 단순한 수동적 관객에서 능동적인 음악의 주인공으로 전환시킨 '싱 얼롱' 문화를 창시하여 팝 음악사에 독보적인 위상을 구축하였습니다.</w:t>
+      </w:r>
+    </w:p>
+    <w:p>
+      <w:pPr>
+        <w:spacing w:line="324" w:lineRule="auto" w:before="200" w:after="80"/>
+      </w:pPr>
+      <w:r>
+        <w:rPr w:rFonts="맑은 고딕">
+          <w:rFonts w:ascii="맑은 고딕" w:hAnsi="맑은 고딕" w:eastAsia="맑은 고딕"/>
+          <w:b/>
+          <w:color w:val="1E3A8A"/>
+          <w:sz w:val="24"/>
+        </w:rPr>
+        <w:t>3. 음반 상세 분석</w:t>
+      </w:r>
+    </w:p>
+    <w:p>
+      <w:pPr>
+        <w:spacing w:line="324" w:lineRule="auto" w:after="80"/>
+      </w:pPr>
+      <w:r>
+        <w:rPr w:rFonts="맑은 고딕">
+          <w:rFonts w:ascii="맑은 고딕" w:hAnsi="맑은 고딕" w:eastAsia="맑은 고딕"/>
+          <w:b w:val="0"/>
+          <w:color w:val="6B7280"/>
+          <w:sz w:val="21"/>
+        </w:rPr>
+        <w:t xml:space="preserve">· </w:t>
+      </w:r>
+      <w:r>
+        <w:rPr w:rFonts="맑은 고딕">
+          <w:rFonts w:ascii="맑은 고딕" w:hAnsi="맑은 고딕" w:eastAsia="맑은 고딕"/>
+          <w:b/>
+          <w:color w:val="1F2937"/>
+          <w:sz w:val="21"/>
+        </w:rPr>
+        <w:t xml:space="preserve">역사적 위치: </w:t>
+      </w:r>
+      <w:r>
+        <w:rPr w:rFonts="맑은 고딕">
+          <w:rFonts w:ascii="맑은 고딕" w:hAnsi="맑은 고딕" w:eastAsia="맑은 고딕"/>
+          <w:b w:val="0"/>
+          <w:sz w:val="21"/>
+        </w:rPr>
+        <w:t>본 작은 1950년대 후반 하이파이(Hi-Fi) 스테레오 레코딩 기술의 개화기와 맞물려 보컬 앨범의 예술적 지평을 한 단계 끌어올린 마스터피스입니다. 절제된 악기 편성 속에서도 한 치의 오차 없이 쌓아 올린 4부 남성 합창의 미학은 파퓰러 음악의 격조를 클래식 실내악의 경지로 끌어올렸으며, 이후 등장한 수많은 크로스오버 및 앙상블 레코딩의 영원한 귀감이 되었습니다.</w:t>
+      </w:r>
+    </w:p>
+    <w:p>
+      <w:pPr>
+        <w:spacing w:line="324" w:lineRule="auto" w:after="80"/>
+      </w:pPr>
+      <w:r>
+        <w:rPr w:rFonts="맑은 고딕">
+          <w:rFonts w:ascii="맑은 고딕" w:hAnsi="맑은 고딕" w:eastAsia="맑은 고딕"/>
+          <w:b w:val="0"/>
+          <w:color w:val="6B7280"/>
+          <w:sz w:val="21"/>
+        </w:rPr>
+        <w:t xml:space="preserve">· </w:t>
+      </w:r>
+      <w:r>
+        <w:rPr w:rFonts="맑은 고딕">
+          <w:rFonts w:ascii="맑은 고딕" w:hAnsi="맑은 고딕" w:eastAsia="맑은 고딕"/>
+          <w:b/>
+          <w:color w:val="1F2937"/>
+          <w:sz w:val="21"/>
+        </w:rPr>
+        <w:t xml:space="preserve">시대의 흔적(스토리텔링): </w:t>
+      </w:r>
+      <w:r>
+        <w:rPr w:rFonts="맑은 고딕">
+          <w:rFonts w:ascii="맑은 고딕" w:hAnsi="맑은 고딕" w:eastAsia="맑은 고딕"/>
+          <w:b w:val="0"/>
+          <w:sz w:val="21"/>
+        </w:rPr>
+        <w:t>제2차 세계대전의 상흔을 딛고 평화와 번영을 갈망하던 1950년대 미국 사회의 따뜻한 공동체 의식과 가족주의적 낭만이 음반 전반에 고스란히 투영되어 있습니다. TV 브라운관의 튀는 공(Bouncing Ball)을 따라 남녀노소 모두가 어깨를 겯고 노래하던 순수한 시대의 정서가 아날로그 바이닐의 깊은 소릿골마다 아련한 그리움으로 짙게 배어 있습니다.</w:t>
+      </w:r>
+    </w:p>
+    <w:p>
+      <w:pPr>
+        <w:spacing w:line="324" w:lineRule="auto" w:before="200" w:after="80"/>
+      </w:pPr>
+      <w:r>
+        <w:rPr w:rFonts="맑은 고딕">
+          <w:rFonts w:ascii="맑은 고딕" w:hAnsi="맑은 고딕" w:eastAsia="맑은 고딕"/>
+          <w:b/>
+          <w:color w:val="1E3A8A"/>
+          <w:sz w:val="24"/>
+        </w:rPr>
+        <w:t>4. 주요 수록곡 및 감상 제언</w:t>
+      </w:r>
+    </w:p>
+    <w:p>
+      <w:pPr>
+        <w:spacing w:line="324" w:lineRule="auto" w:after="80"/>
+      </w:pPr>
+      <w:r>
+        <w:rPr w:rFonts="맑은 고딕">
+          <w:rFonts w:ascii="맑은 고딕" w:hAnsi="맑은 고딕" w:eastAsia="맑은 고딕"/>
+          <w:b w:val="0"/>
+          <w:color w:val="6B7280"/>
+          <w:sz w:val="21"/>
+        </w:rPr>
+        <w:t xml:space="preserve">· </w:t>
+      </w:r>
+      <w:r>
+        <w:rPr w:rFonts="맑은 고딕">
+          <w:rFonts w:ascii="맑은 고딕" w:hAnsi="맑은 고딕" w:eastAsia="맑은 고딕"/>
+          <w:b/>
+          <w:color w:val="1F2937"/>
+          <w:sz w:val="21"/>
+        </w:rPr>
+        <w:t xml:space="preserve">주요 수록곡 특징: </w:t>
+      </w:r>
+      <w:r>
+        <w:rPr w:rFonts="맑은 고딕">
+          <w:rFonts w:ascii="맑은 고딕" w:hAnsi="맑은 고딕" w:eastAsia="맑은 고딕"/>
+          <w:b w:val="0"/>
+          <w:sz w:val="21"/>
+        </w:rPr>
+        <w:t>시대를 뛰어넘어 사랑받는 전통 명곡들이 정갈하고 품격 있는 편곡으로 수놓아져 있습니다. 정겨운 벗들과의 추억을 환기하는 "That Old Gang of Mine", 유려한 물결처럼 평온하게 흐르는 "Down by the Old Mill Stream", 그리고 마음을 어루만지는 따사로운 선율의 "You Are My Sunshine" 등은 간결한 기타와 퍼커션 반주 위로 포근한 남성 화음이 얹혀 한 편의 서정시 같은 감동을 자아냅니다.</w:t>
+      </w:r>
+    </w:p>
+    <w:p>
+      <w:pPr>
+        <w:spacing w:line="324" w:lineRule="auto" w:after="80"/>
+      </w:pPr>
+      <w:r>
+        <w:rPr w:rFonts="맑은 고딕">
+          <w:rFonts w:ascii="맑은 고딕" w:hAnsi="맑은 고딕" w:eastAsia="맑은 고딕"/>
+          <w:b w:val="0"/>
+          <w:color w:val="6B7280"/>
+          <w:sz w:val="21"/>
+        </w:rPr>
+        <w:t xml:space="preserve">· </w:t>
+      </w:r>
+      <w:r>
+        <w:rPr w:rFonts="맑은 고딕">
+          <w:rFonts w:ascii="맑은 고딕" w:hAnsi="맑은 고딕" w:eastAsia="맑은 고딕"/>
+          <w:b/>
+          <w:color w:val="1F2937"/>
+          <w:sz w:val="21"/>
+        </w:rPr>
+        <w:t xml:space="preserve">빈티지 감상 제언: </w:t>
+      </w:r>
+      <w:r>
+        <w:rPr w:rFonts="맑은 고딕">
+          <w:rFonts w:ascii="맑은 고딕" w:hAnsi="맑은 고딕" w:eastAsia="맑은 고딕"/>
+          <w:b w:val="0"/>
+          <w:sz w:val="21"/>
+        </w:rPr>
+        <w:t>진공관 앰프의 은은한 온열감과 턴테이블 카트리지의 섬세한 트래킹을 통해 감상할 때, 이 음반의 진가는 더욱 찬란하게 드러납니다. 묵직하고 두툼한 중음역대에서 피어오르는 보컬의 풍성한 배음과 아날로그 테이프 특유의 자연스러운 공간 잔향에 귀를 기울이면, 마치 1950년대 고풍스러운 뮤직홀 한가운데 서 있는 듯한 황홀한 현장감을 체감할 수 있습니다.</w:t>
+      </w:r>
+    </w:p>
+    <w:p>
+      <w:pPr>
+        <w:spacing w:line="324" w:lineRule="auto" w:after="80"/>
+      </w:pPr>
+      <w:r>
+        <w:rPr w:rFonts="맑은 고딕">
+          <w:rFonts w:ascii="맑은 고딕" w:hAnsi="맑은 고딕" w:eastAsia="맑은 고딕"/>
+          <w:b w:val="0"/>
+          <w:color w:val="6B7280"/>
+          <w:sz w:val="21"/>
+        </w:rPr>
+        <w:t xml:space="preserve">· </w:t>
+      </w:r>
+      <w:r>
+        <w:rPr w:rFonts="맑은 고딕">
+          <w:rFonts w:ascii="맑은 고딕" w:hAnsi="맑은 고딕" w:eastAsia="맑은 고딕"/>
+          <w:b/>
+          <w:color w:val="1F2937"/>
+          <w:sz w:val="21"/>
+        </w:rPr>
+        <w:t xml:space="preserve">소장 가치: </w:t>
+      </w:r>
+      <w:r>
+        <w:rPr w:rFonts="맑은 고딕">
+          <w:rFonts w:ascii="맑은 고딕" w:hAnsi="맑은 고딕" w:eastAsia="맑은 고딕"/>
+          <w:b w:val="0"/>
+          <w:sz w:val="21"/>
+        </w:rPr>
+        <w:t>초기 바이닐 레코딩 특유의 우아한 질감과 한 시대의 문화적 공기가 완벽하게 보존된 정통 LP의 전형입니다. 대중음악의 순수했던 원형과 따뜻한 아날로그 사운드의 미학을 깊이 음미하고자 하는 오디오파일과 음악 애호가 모두에게 결코 놓칠 수 없는 귀중한 소장품이 될 것입니다.</w:t>
+      </w:r>
+    </w:p>
+    <w:p>
+      <w:pPr>
+        <w:spacing w:line="324" w:lineRule="auto" w:after="120" w:before="160"/>
+      </w:pPr>
+      <w:r>
+        <w:rPr w:rFonts="맑은 고딕">
+          <w:rFonts w:ascii="맑은 고딕" w:hAnsi="맑은 고딕" w:eastAsia="맑은 고딕"/>
+          <w:b/>
+          <w:color w:val="4338CA"/>
+          <w:sz w:val="21"/>
+        </w:rPr>
+        <w:t>이 음반을 통해 아날로그 소릿골이 품은 따뜻한 온기와 순수한 화음이 전해주는 감동을 다시 한번 경험해 보시는 것은 어떨까요?</w:t>
       </w:r>
     </w:p>
     <w:sectPr>
       <w:pgSz w:w="12240" w:h="15840"/>
-      <w:pgMar w:top="1440" w:right="1440" w:bottom="1440" w:left="1440" w:header="720" w:footer="720" w:gutter="0"/>
+      <w:pgMar w:top="1152" w:right="1296" w:bottom="1152" w:left="1296" w:header="720" w:footer="720" w:gutter="0"/>
       <w:cols w:space="720"/>
       <w:docGrid w:linePitch="360"/>
     </w:sectPr>

--- a/word_reports/LP_0246_위치_371_Mitch Miller and The Gang.docx
+++ b/word_reports/LP_0246_위치_371_Mitch Miller and The Gang.docx
@@ -32,7 +32,7 @@
     </w:p>
     <w:p>
       <w:pPr>
-        <w:spacing w:line="324" w:lineRule="auto" w:before="80" w:after="160"/>
+        <w:spacing w:line="324" w:lineRule="auto" w:before="80" w:after="120"/>
       </w:pPr>
       <w:r>
         <w:rPr w:rFonts="맑은 고딕">
@@ -42,13 +42,6 @@
           <w:sz w:val="22"/>
         </w:rPr>
         <w:t xml:space="preserve">[음반 소개] </w:t>
-      </w:r>
-      <w:r>
-        <w:rPr w:rFonts="맑은 고딕">
-          <w:rFonts w:ascii="맑은 고딕" w:hAnsi="맑은 고딕" w:eastAsia="맑은 고딕"/>
-          <w:b w:val="0"/>
-          <w:sz w:val="21"/>
-        </w:rPr>
       </w:r>
     </w:p>
     <w:p>
@@ -61,7 +54,33 @@
           <w:b w:val="0"/>
           <w:sz w:val="21"/>
         </w:rPr>
-        <w:t>20세기 중반, 격동과 낭만이 교차하던 아메리칸 팝의 황금기에 미치 밀러와 갱이 남긴 이 기념비적인 첫 번째 음반은 음악이 어떻게 시대를 초월하여 사람들의 마음을 하나로 엮어내는지를 웅변하는 불멸의 고전입니다. 정통 클래식 오보이스트 출신의 마에스트로가 빚어낸 정교한 편곡 아래, 소박하면서도 깊은 울림을 지닌 남성 코러스의 화음은 잊혀가는 추억의 멜로디를 따스한 숨결로 되살려냅니다. 거실에 옹기종기 모여 앉아 삶의 애환을 노래로 달래던 아날로그 시대의 순수한 온기를 온전히 품고 있는 이 작품은, 듣는 이의 내면 깊은 곳에 자리한 가장 서정적인 노스탤지어를 향해 다정하게 손을 건넵니다.</w:t>
+        <w:t>1950년대 후반, 로큰롤의 거센 파도가 청년 문화를 뒤흔들기 시작할 무렵, 컬럼비아 레코드의 거장이자 당대 최고의 A&amp;R 총괄자였던 미치 밀러(Mitch Miller)는 완전히 다른 방향의 시선으로 대중음악사에 불멸의 이정표를 세웠습니다. 그 결실이 바로 전 세계를 다정한 합창의 물결로 물들인 『Sing Along with Mitch』 시리즈의 출발점, 본작 『vol. 1』입니다. 그는 음악을 단지 고립된 공간에서 수동적으로 듣는 소비물이 아닌, 거실에 모인 가족과 이웃이 한목소리로 입을 모아 부르는 ‘공동체적 축제’로 되돌려놓고자 했습니다.</w:t>
+      </w:r>
+    </w:p>
+    <w:p>
+      <w:pPr>
+        <w:spacing w:line="324" w:lineRule="auto" w:after="120"/>
+      </w:pPr>
+      <w:r>
+        <w:rPr w:rFonts="맑은 고딕">
+          <w:rFonts w:ascii="맑은 고딕" w:hAnsi="맑은 고딕" w:eastAsia="맑은 고딕"/>
+          <w:b w:val="0"/>
+          <w:sz w:val="21"/>
+        </w:rPr>
+        <w:t>이 음반은 미치 밀러가 이끄는 남성 합창단 ‘더 갱(The Gang)’의 풍성하고 호방한 코러스, 그리고 군더더기 없이 명징한 편곡이 완벽한 균형을 이루고 있습니다. 화려한 전자 악기나 과장된 기교 대신, 오직 인간의 온기 어린 목소리와 절제된 어쿠스틱 반주로 엮어낸 선율들은 세대와 시대를 초월하여 듣는 이의 마음을 무장해제시킵니다. 가사지를 보며 누구나 스스럼없이 따라 부를 수 있도록 유도한 그의 연출은 대중으로 하여금 음악의 진정한 주인이 되는 특별한 미학적 체험을 선사했습니다.</w:t>
+      </w:r>
+    </w:p>
+    <w:p>
+      <w:pPr>
+        <w:spacing w:line="324" w:lineRule="auto" w:after="120"/>
+      </w:pPr>
+      <w:r>
+        <w:rPr w:rFonts="맑은 고딕">
+          <w:rFonts w:ascii="맑은 고딕" w:hAnsi="맑은 고딕" w:eastAsia="맑은 고딕"/>
+          <w:b w:val="0"/>
+          <w:sz w:val="21"/>
+        </w:rPr>
+        <w:t>반세기가 훌쩍 넘은 오늘날에도 이 음반의 그루브 위에 바늘을 얹는 순간, 아련한 노스탤지어와 함께 거실 안을 가득 채우는 벅찬 인간미를 마주하게 됩니다. 화려함 뒤에 가려지기 쉬운 멜로디 본연의 아름다움과, 다 함께 노래하던 시절의 순수한 서정은 세월의 더께를 털어내고 여전히 영롱한 빛을 발합니다. 정통 팝과 아메리칸 포크의 황금기를 웅변하는 이 걸작은 단순한 옛 노래의 모음집을 넘어, 음악이 인간의 삶과 어떻게 호흡해야 하는가를 일깨워주는 위대한 문화적 유산입니다.</w:t>
       </w:r>
     </w:p>
     <w:p>
@@ -168,7 +187,7 @@
           <w:b w:val="0"/>
           <w:sz w:val="21"/>
         </w:rPr>
-        <w:t>1958년 명문 레이블 컬럼비아 레코드(Columbia Records)를 통해 발매된 역사적인 '싱 얼롱(Sing Along)' 연작의 찬란한 서막으로, 미국 전통 파퓰러 송과 민요를 고품격 합창 편곡으로 승화시켜 대중음악사에 커다란 족적을 남긴 작품입니다.</w:t>
+        <w:t>1958년 미국 컬럼비아 레코드(Columbia Records)를 통해 발매된 역사적인 싱어롱(Sing-Along) 연작의 첫 번째 앨범입니다.</w:t>
       </w:r>
     </w:p>
     <w:p>
@@ -199,7 +218,7 @@
           <w:b w:val="0"/>
           <w:sz w:val="21"/>
         </w:rPr>
-        <w:t>발매 직후 빌보드 팝 앨범 차트 정상에 오르며 수십 주간 차트 상위권을 장악하였고, 밀리언셀러를 기록하며 RIAA 골드 레코드 인증을 받는 등 미국 전역에 거대한 합창 신드롬을 불러일으켰습니다.</w:t>
+        <w:t>발매 직후 빌보드 앨범 차트 정상에 오르며 수백만 장의 판매고를 기록, 당대 LP 시장에 전무후무한 합창 앨범 신드롬을 촉발했습니다.</w:t>
       </w:r>
     </w:p>
     <w:p>
@@ -230,7 +249,7 @@
           <w:b w:val="0"/>
           <w:sz w:val="21"/>
         </w:rPr>
-        <w:t>당대 그래미 어워드 주요 부문 후보 지명과 더불어 훗날 미치 밀러에게 수여된 그래미 평생공로상(Grammy Lifetime Achievement Award)의 결정적 토대가 되었으며, 20세기 중반 미국 대중문화의 황금기를 상징하는 문화적 유산으로 공인받고 있습니다.</w:t>
+        <w:t>전미음반산업협회(RIAA) 골드 레코드 획득 및 초대형 상업적 성공을 통해 초기 그래미 어워드 시대의 주요 팝 보컬 부문에 강력한 영향력을 행사했습니다.</w:t>
       </w:r>
     </w:p>
     <w:p>
@@ -306,7 +325,7 @@
           <w:b w:val="0"/>
           <w:sz w:val="21"/>
         </w:rPr>
-        <w:t>1911년 7월 4일 ~ 2010년 7월 31일 (미치 밀러 기준)</w:t>
+        <w:t>1911년 ~ 2010년 (미치 밀러)</w:t>
       </w:r>
     </w:p>
     <w:p>
@@ -337,7 +356,7 @@
           <w:b w:val="0"/>
           <w:sz w:val="21"/>
         </w:rPr>
-        <w:t>미치 밀러 앤 더 갱 (Mitch Miller and The Gang, 지휘자 및 남성 보컬 앙상블)</w:t>
+        <w:t>남성 합창단 지휘 및 앙상블 (Mitch Miller and The Gang)</w:t>
       </w:r>
     </w:p>
     <w:p>
@@ -368,7 +387,7 @@
           <w:b w:val="0"/>
           <w:sz w:val="21"/>
         </w:rPr>
-        <w:t>명문 이스트만 음악원을 졸업한 정통 클래식 오보에 연주자이자 컬럼비아 레코드의 전설적인 음악 프로듀서였던 미치 밀러는 클래식의 엄격한 예술성과 대중음악의 보편성을 완벽히 조화시킨 선구자입니다. 그는 남성 합창단 '더 갱'을 이끌며 청중을 단순한 수동적 관객에서 능동적인 음악의 주인공으로 전환시킨 '싱 얼롱' 문화를 창시하여 팝 음악사에 독보적인 위상을 구축하였습니다.</w:t>
+        <w:t>클래식 오보에 주자 출신의 미치 밀러는 컬럼비아 레코드의 총괄 프로듀서로서 수많은 슈퍼스타를 발굴한 팝 음악계의 거목입니다. 특유의 콧수염과 열정적인 지휘로 남성 합창단 '더 갱'을 이끌며 대중에게 친근한 합창 문화를 보급한 20세기 엔터테인먼트의 상징적 인물입니다.</w:t>
       </w:r>
     </w:p>
     <w:p>
@@ -413,7 +432,7 @@
           <w:b w:val="0"/>
           <w:sz w:val="21"/>
         </w:rPr>
-        <w:t>본 작은 1950년대 후반 하이파이(Hi-Fi) 스테레오 레코딩 기술의 개화기와 맞물려 보컬 앨범의 예술적 지평을 한 단계 끌어올린 마스터피스입니다. 절제된 악기 편성 속에서도 한 치의 오차 없이 쌓아 올린 4부 남성 합창의 미학은 파퓰러 음악의 격조를 클래식 실내악의 경지로 끌어올렸으며, 이후 등장한 수많은 크로스오버 및 앙상블 레코딩의 영원한 귀감이 되었습니다.</w:t>
+        <w:t>모노에서 스테레오로 전환되던 하이파이(Hi-Fi) 태동기에 코러스 음악이 도달할 수 있는 가장 균형 잡힌 정위감과 음향적 완성도를 보여준 음반사적 기념비입니다.</w:t>
       </w:r>
     </w:p>
     <w:p>
@@ -444,7 +463,7 @@
           <w:b w:val="0"/>
           <w:sz w:val="21"/>
         </w:rPr>
-        <w:t>제2차 세계대전의 상흔을 딛고 평화와 번영을 갈망하던 1950년대 미국 사회의 따뜻한 공동체 의식과 가족주의적 낭만이 음반 전반에 고스란히 투영되어 있습니다. TV 브라운관의 튀는 공(Bouncing Ball)을 따라 남녀노소 모두가 어깨를 겯고 노래하던 순수한 시대의 정서가 아날로그 바이닐의 깊은 소릿골마다 아련한 그리움으로 짙게 배어 있습니다.</w:t>
+        <w:t>1950년대 전후 번영기를 누리던 미국의 거실 문화와 온 가족이 턴테이블 주변에 모여 앉아 가사를 흥얼거리던 따스하고 낙천적인 시대 공기가 고스란히 각인되어 있습니다.</w:t>
       </w:r>
     </w:p>
     <w:p>
@@ -489,7 +508,7 @@
           <w:b w:val="0"/>
           <w:sz w:val="21"/>
         </w:rPr>
-        <w:t>시대를 뛰어넘어 사랑받는 전통 명곡들이 정갈하고 품격 있는 편곡으로 수놓아져 있습니다. 정겨운 벗들과의 추억을 환기하는 "That Old Gang of Mine", 유려한 물결처럼 평온하게 흐르는 "Down by the Old Mill Stream", 그리고 마음을 어루만지는 따사로운 선율의 "You Are My Sunshine" 등은 간결한 기타와 퍼커션 반주 위로 포근한 남성 화음이 얹혀 한 편의 서정시 같은 감동을 자아냅니다.</w:t>
+        <w:t>'That Old Gang of Mine', 'Down by the Old Mill Stream', 'Sweet Adeline' 등 시대를 풍미한 명곡들이 수록되어 있으며, 남성 합창 특유의 묵직한 중저음과 정갈한 4부 화음이 소박하면서도 깊은 서정성을 자아냅니다.</w:t>
       </w:r>
     </w:p>
     <w:p>
@@ -520,7 +539,7 @@
           <w:b w:val="0"/>
           <w:sz w:val="21"/>
         </w:rPr>
-        <w:t>진공관 앰프의 은은한 온열감과 턴테이블 카트리지의 섬세한 트래킹을 통해 감상할 때, 이 음반의 진가는 더욱 찬란하게 드러납니다. 묵직하고 두툼한 중음역대에서 피어오르는 보컬의 풍성한 배음과 아날로그 테이프 특유의 자연스러운 공간 잔향에 귀를 기울이면, 마치 1950년대 고풍스러운 뮤직홀 한가운데 서 있는 듯한 황홀한 현장감을 체감할 수 있습니다.</w:t>
+        <w:t>진공관 앰프의 부드러운 온기와 만나면 남성 보컬의 호흡과 질감이 한층 입체적으로 피어납니다. 카트리지가 그루브를 긁으며 피워 올리는 풍성한 배음 속에서 소담한 코러스의 공간감을 음미하시길 권합니다.</w:t>
       </w:r>
     </w:p>
     <w:p>
@@ -551,7 +570,7 @@
           <w:b w:val="0"/>
           <w:sz w:val="21"/>
         </w:rPr>
-        <w:t>초기 바이닐 레코딩 특유의 우아한 질감과 한 시대의 문화적 공기가 완벽하게 보존된 정통 LP의 전형입니다. 대중음악의 순수했던 원형과 따뜻한 아날로그 사운드의 미학을 깊이 음미하고자 하는 오디오파일과 음악 애호가 모두에게 결코 놓칠 수 없는 귀중한 소장품이 될 것입니다.</w:t>
+        <w:t>대중음악사에 '싱어롱'이라는 독보적인 장르적 신화를 쏘아 올린 제1권이라는 상징성과 더불어, 초기 컬럼비아 아날로그 프레싱의 정수를 만끽할 수 있는 컬렉터스 아이템입니다.</w:t>
       </w:r>
     </w:p>
     <w:p>
@@ -565,7 +584,7 @@
           <w:color w:val="4338CA"/>
           <w:sz w:val="21"/>
         </w:rPr>
-        <w:t>이 음반을 통해 아날로그 소릿골이 품은 따뜻한 온기와 순수한 화음이 전해주는 감동을 다시 한번 경험해 보시는 것은 어떨까요?</w:t>
+        <w:t>이 음반을 통해 한 시대를 풍미했던 정겨운 합창의 선율이 거실 가득 전해주는 감동을 다시 한번 경험해 보시는 것은 어떨까요?</w:t>
       </w:r>
     </w:p>
     <w:sectPr>
